--- a/fuentes/633400_CF13_CFA.docx
+++ b/fuentes/633400_CF13_CFA.docx
@@ -1,6 +1,6 @@
 
 <file path=word/document.xml><?xml version="1.0" encoding="utf-8"?>
-<w:document xmlns:wpc="http://schemas.microsoft.com/office/word/2010/wordprocessingCanvas" xmlns:cx="http://schemas.microsoft.com/office/drawing/2014/chartex" xmlns:cx1="http://schemas.microsoft.com/office/drawing/2015/9/8/chartex" xmlns:cx2="http://schemas.microsoft.com/office/drawing/2015/10/21/chartex" xmlns:cx3="http://schemas.microsoft.com/office/drawing/2016/5/9/chartex" xmlns:cx4="http://schemas.microsoft.com/office/drawing/2016/5/10/chartex" xmlns:cx5="http://schemas.microsoft.com/office/drawing/2016/5/11/chartex" xmlns:cx6="http://schemas.microsoft.com/office/drawing/2016/5/12/chartex" xmlns:cx7="http://schemas.microsoft.com/office/drawing/2016/5/13/chartex" xmlns:cx8="http://schemas.microsoft.com/office/drawing/2016/5/14/chartex" xmlns:mc="http://schemas.openxmlformats.org/markup-compatibility/2006" xmlns:aink="http://schemas.microsoft.com/office/drawing/2016/ink" xmlns:am3d="http://schemas.microsoft.com/office/drawing/2017/model3d" xmlns:o="urn:schemas-microsoft-com:office:office" xmlns:oel="http://schemas.microsoft.com/office/2019/extlst" xmlns:r="http://schemas.openxmlformats.org/officeDocument/2006/relationships" xmlns:m="http://schemas.openxmlformats.org/officeDocument/2006/math" xmlns:v="urn:schemas-microsoft-com:vml" xmlns:wp14="http://schemas.microsoft.com/office/word/2010/wordprocessingDrawing" xmlns:wp="http://schemas.openxmlformats.org/drawingml/2006/wordprocessingDrawing" xmlns:w10="urn:schemas-microsoft-com:office:word" xmlns:w="http://schemas.openxmlformats.org/wordprocessingml/2006/main" xmlns:w14="http://schemas.microsoft.com/office/word/2010/wordml" xmlns:w15="http://schemas.microsoft.com/office/word/2012/wordml" xmlns:w16cex="http://schemas.microsoft.com/office/word/2018/wordml/cex" xmlns:w16cid="http://schemas.microsoft.com/office/word/2016/wordml/cid" xmlns:w16="http://schemas.microsoft.com/office/word/2018/wordml" xmlns:w16du="http://schemas.microsoft.com/office/word/2023/wordml/word16du" xmlns:w16sdtdh="http://schemas.microsoft.com/office/word/2020/wordml/sdtdatahash" xmlns:w16sdtfl="http://schemas.microsoft.com/office/word/2024/wordml/sdtformatlock" xmlns:w16se="http://schemas.microsoft.com/office/word/2015/wordml/symex" xmlns:wpg="http://schemas.microsoft.com/office/word/2010/wordprocessingGroup" xmlns:wpi="http://schemas.microsoft.com/office/word/2010/wordprocessingInk" xmlns:wne="http://schemas.microsoft.com/office/word/2006/wordml" xmlns:wps="http://schemas.microsoft.com/office/word/2010/wordprocessingShape" mc:Ignorable="w14 w15 w16se w16cid w16 w16cex w16sdtdh w16sdtfl w16du wp14">
+<w:document xmlns:wpc="http://schemas.microsoft.com/office/word/2010/wordprocessingCanvas" xmlns:cx="http://schemas.microsoft.com/office/drawing/2014/chartex" xmlns:cx1="http://schemas.microsoft.com/office/drawing/2015/9/8/chartex" xmlns:cx2="http://schemas.microsoft.com/office/drawing/2015/10/21/chartex" xmlns:cx3="http://schemas.microsoft.com/office/drawing/2016/5/9/chartex" xmlns:cx4="http://schemas.microsoft.com/office/drawing/2016/5/10/chartex" xmlns:cx5="http://schemas.microsoft.com/office/drawing/2016/5/11/chartex" xmlns:cx6="http://schemas.microsoft.com/office/drawing/2016/5/12/chartex" xmlns:cx7="http://schemas.microsoft.com/office/drawing/2016/5/13/chartex" xmlns:cx8="http://schemas.microsoft.com/office/drawing/2016/5/14/chartex" xmlns:mc="http://schemas.openxmlformats.org/markup-compatibility/2006" xmlns:m="http://schemas.openxmlformats.org/officeDocument/2006/math" xmlns:aink="http://schemas.microsoft.com/office/drawing/2016/ink" xmlns:am3d="http://schemas.microsoft.com/office/drawing/2017/model3d" xmlns:oel="http://schemas.microsoft.com/office/2019/extlst" xmlns:r="http://schemas.openxmlformats.org/officeDocument/2006/relationships" xmlns:wp14="http://schemas.microsoft.com/office/word/2010/wordprocessingDrawing" xmlns:wp="http://schemas.openxmlformats.org/drawingml/2006/wordprocessingDrawing" xmlns:wpg="http://schemas.microsoft.com/office/word/2010/wordprocessingGroup" xmlns:wpi="http://schemas.microsoft.com/office/word/2010/wordprocessingInk" xmlns:wps="http://schemas.microsoft.com/office/word/2010/wordprocessingShape" xmlns:o="urn:schemas-microsoft-com:office:office" xmlns:v="urn:schemas-microsoft-com:vml" xmlns:w10="urn:schemas-microsoft-com:office:word" xmlns:w="http://schemas.openxmlformats.org/wordprocessingml/2006/main" xmlns:w14="http://schemas.microsoft.com/office/word/2010/wordml" xmlns:w15="http://schemas.microsoft.com/office/word/2012/wordml" xmlns:w16cex="http://schemas.microsoft.com/office/word/2018/wordml/cex" xmlns:w16cid="http://schemas.microsoft.com/office/word/2016/wordml/cid" xmlns:w16="http://schemas.microsoft.com/office/word/2018/wordml" xmlns:w16sdtdh="http://schemas.microsoft.com/office/word/2020/wordml/sdtdatahash" xmlns:w16sdtfl="http://schemas.microsoft.com/office/word/2024/wordml/sdtformatlock" xmlns:w16se="http://schemas.microsoft.com/office/word/2015/wordml/symex" xmlns:w16du="http://schemas.microsoft.com/office/word/2023/wordml/word16du" xmlns:wne="http://schemas.microsoft.com/office/word/2006/wordml" mc:Ignorable="w14 w15 w16se w16cid w16 w16cex w16sdtdh w16sdtfl w16du wp14">
   <w:body>
     <w:p>
       <w:pPr>
@@ -1341,7 +1341,21 @@
                 <w:rStyle w:val="Hipervnculo"/>
                 <w:noProof/>
               </w:rPr>
-              <w:t>2.4. PQRS y reputación digital</w:t>
+              <w:t>2.4. PQ</w:t>
+            </w:r>
+            <w:r>
+              <w:rPr>
+                <w:rStyle w:val="Hipervnculo"/>
+                <w:noProof/>
+              </w:rPr>
+              <w:t>R</w:t>
+            </w:r>
+            <w:r>
+              <w:rPr>
+                <w:rStyle w:val="Hipervnculo"/>
+                <w:noProof/>
+              </w:rPr>
+              <w:t>S y reputación digital</w:t>
             </w:r>
             <w:r>
               <w:rPr>
@@ -2379,15 +2393,7 @@
     </w:p>
     <w:p>
       <w:r>
-        <w:t xml:space="preserve">En la </w:t>
-      </w:r>
-      <w:proofErr w:type="gramStart"/>
-      <w:r>
-        <w:t>hotelería contemporánea</w:t>
-      </w:r>
-      <w:proofErr w:type="gramEnd"/>
-      <w:r>
-        <w:t xml:space="preserve">, el proceso de </w:t>
+        <w:t xml:space="preserve">En la hotelería contemporánea, el proceso de </w:t>
       </w:r>
       <w:r>
         <w:rPr>
@@ -4627,7 +4633,26 @@
     </w:p>
     <w:p>
       <w:r>
-        <w:t xml:space="preserve">Adicionalmente, le invitamos a revisar el siguiente pódcast para profundizar los conceptos y situaciones que se presentan cuando se genera una PQRS en </w:t>
+        <w:t xml:space="preserve">Adicionalmente, le invitamos a revisar el siguiente </w:t>
+      </w:r>
+      <w:proofErr w:type="spellStart"/>
+      <w:r>
+        <w:rPr>
+          <w:rStyle w:val="Extranjerismo"/>
+        </w:rPr>
+        <w:t>pódcast</w:t>
+      </w:r>
+      <w:proofErr w:type="spellEnd"/>
+      <w:r>
+        <w:t xml:space="preserve"> para profundizar los conceptos y situaciones que se presentan cuando se genera una </w:t>
+      </w:r>
+      <w:proofErr w:type="spellStart"/>
+      <w:r>
+        <w:t>PQRS</w:t>
+      </w:r>
+      <w:proofErr w:type="spellEnd"/>
+      <w:r>
+        <w:t xml:space="preserve"> en </w:t>
       </w:r>
       <w:r>
         <w:t>h</w:t>
@@ -4666,7 +4691,24 @@
                 <w:bCs/>
               </w:rPr>
               <w:lastRenderedPageBreak/>
-              <w:t xml:space="preserve">Transcripción del pódcast. </w:t>
+              <w:t xml:space="preserve">Transcripción del </w:t>
+            </w:r>
+            <w:proofErr w:type="spellStart"/>
+            <w:r>
+              <w:rPr>
+                <w:rStyle w:val="Extranjerismo"/>
+                <w:b/>
+                <w:bCs/>
+              </w:rPr>
+              <w:t>pódcast</w:t>
+            </w:r>
+            <w:proofErr w:type="spellEnd"/>
+            <w:r>
+              <w:rPr>
+                <w:b/>
+                <w:bCs/>
+              </w:rPr>
+              <w:t xml:space="preserve">. </w:t>
             </w:r>
             <w:r>
               <w:rPr>
@@ -5185,6 +5227,7 @@
     </w:tbl>
     <w:p>
       <w:r>
+        <w:lastRenderedPageBreak/>
         <w:t xml:space="preserve">Después de comprender la importancia de las PQRS y su impacto sobre la experiencia y reputación de los establecimientos de alojamiento, resulta necesario profundizar en las estrategias orientadas a fortalecer la calidad del servicio y la atención </w:t>
       </w:r>
       <w:r>
@@ -5219,15 +5262,7 @@
     </w:p>
     <w:p>
       <w:r>
-        <w:t xml:space="preserve">Durante la prestación del servicio pueden presentarse diferentes situaciones operativas relacionadas con habitaciones, tiempos de atención, facturación, objetos olvidados o solicitudes especiales. La manera en que el personal responde frente a estas novedades impacta significativamente la experiencia del huésped y la percepción general sobre la calidad del servicio recibido. En este contexto, la </w:t>
-      </w:r>
-      <w:proofErr w:type="gramStart"/>
-      <w:r>
-        <w:t>hotelería contemporánea</w:t>
-      </w:r>
-      <w:proofErr w:type="gramEnd"/>
-      <w:r>
-        <w:t xml:space="preserve"> exige procesos organizados, trabajo articulado entre áreas y una atención centrada en la resolución efectiva de situaciones que contribuyan al fortalecimiento de la confianza y satisfacción del huésped.</w:t>
+        <w:t>Durante la prestación del servicio pueden presentarse diferentes situaciones operativas relacionadas con habitaciones, tiempos de atención, facturación, objetos olvidados o solicitudes especiales. La manera en que el personal responde frente a estas novedades impacta significativamente la experiencia del huésped y la percepción general sobre la calidad del servicio recibido. En este contexto, la hotelería contemporánea exige procesos organizados, trabajo articulado entre áreas y una atención centrada en la resolución efectiva de situaciones que contribuyan al fortalecimiento de la confianza y satisfacción del huésped.</w:t>
       </w:r>
     </w:p>
     <w:p>
@@ -5304,10 +5339,10 @@
           <w:noProof/>
         </w:rPr>
         <w:drawing>
-          <wp:inline distT="0" distB="0" distL="0" distR="0" wp14:anchorId="55BF3D20" wp14:editId="6C164184">
+          <wp:inline distT="0" distB="0" distL="0" distR="0" wp14:anchorId="55BF3D20" wp14:editId="40D72E56">
             <wp:extent cx="4680000" cy="1345523"/>
-            <wp:effectExtent l="0" t="0" r="6350" b="7620"/>
-            <wp:docPr id="8" name="Gráfico 8" descr="La figura 3 presenta cinco elementos clave relacionados con la calidad del servicio en la salida del huésped. &#10;Estos elementos son: calidad en la información, manejo adecuado de tiempos, verificación organizada de consumos, orientación frente a pagos y facturación y capacidad para resolver novedades de manera oportuna.&#10;"/>
+            <wp:effectExtent l="0" t="0" r="0" b="1270"/>
+            <wp:docPr id="8" name="Gráfico 8" descr="La figura 3 presenta cinco elementos clave relacionados con la calidad del servicio en la salida del huésped. &#10;Estos elementos son: claridad en la información, manejo adecuado de tiempos, verificación organizada de consumos, orientación frente a pagos y facturación y capacidad para resolver novedades de manera oportuna.&#10;"/>
             <wp:cNvGraphicFramePr>
               <a:graphicFrameLocks xmlns:a="http://schemas.openxmlformats.org/drawingml/2006/main" noChangeAspect="1"/>
             </wp:cNvGraphicFramePr>
@@ -5315,7 +5350,7 @@
               <a:graphicData uri="http://schemas.openxmlformats.org/drawingml/2006/picture">
                 <pic:pic xmlns:pic="http://schemas.openxmlformats.org/drawingml/2006/picture">
                   <pic:nvPicPr>
-                    <pic:cNvPr id="8" name="Gráfico 8" descr="La figura 3 presenta cinco elementos clave relacionados con la calidad del servicio en la salida del huésped. &#10;Estos elementos son: calidad en la información, manejo adecuado de tiempos, verificación organizada de consumos, orientación frente a pagos y facturación y capacidad para resolver novedades de manera oportuna.&#10;"/>
+                    <pic:cNvPr id="8" name="Gráfico 8" descr="La figura 3 presenta cinco elementos clave relacionados con la calidad del servicio en la salida del huésped. &#10;Estos elementos son: claridad en la información, manejo adecuado de tiempos, verificación organizada de consumos, orientación frente a pagos y facturación y capacidad para resolver novedades de manera oportuna.&#10;"/>
                     <pic:cNvPicPr/>
                   </pic:nvPicPr>
                   <pic:blipFill>
@@ -5804,15 +5839,7 @@
     </w:p>
     <w:p>
       <w:r>
-        <w:t xml:space="preserve">En la </w:t>
-      </w:r>
-      <w:proofErr w:type="gramStart"/>
-      <w:r>
-        <w:t>hotelería contemporánea</w:t>
-      </w:r>
-      <w:proofErr w:type="gramEnd"/>
-      <w:r>
-        <w:t>, la calidad del servicio no se evalúa únicamente por la capacidad de resolver problemas, sino también por la habilidad del establecimiento para anticiparse a las necesidades del huésped y evitar situaciones que puedan afectar su experiencia. Esta visión preventiva permite desarrollar procesos más organizados y fortalece la percepción de confianza, eficiencia y profesionalismo dentro de la operación hotelera.</w:t>
+        <w:t>En la hotelería contemporánea, la calidad del servicio no se evalúa únicamente por la capacidad de resolver problemas, sino también por la habilidad del establecimiento para anticiparse a las necesidades del huésped y evitar situaciones que puedan afectar su experiencia. Esta visión preventiva permite desarrollar procesos más organizados y fortalece la percepción de confianza, eficiencia y profesionalismo dentro de la operación hotelera.</w:t>
       </w:r>
     </w:p>
     <w:p>
@@ -5976,7 +6003,18 @@
     <w:p>
       <w:r>
         <w:lastRenderedPageBreak/>
-        <w:t>De igual forma, en el pódcast a continuación, podrá afianzar sus conocimientos con relación a la calidad del servicio y solución de novedades en establecimientos de alojamiento:</w:t>
+        <w:t xml:space="preserve">De igual forma, en el </w:t>
+      </w:r>
+      <w:proofErr w:type="spellStart"/>
+      <w:r>
+        <w:rPr>
+          <w:rStyle w:val="Extranjerismo"/>
+        </w:rPr>
+        <w:t>pódcast</w:t>
+      </w:r>
+      <w:proofErr w:type="spellEnd"/>
+      <w:r>
+        <w:t xml:space="preserve"> a continuación, podrá afianzar sus conocimientos con relación a la calidad del servicio y solución de novedades en establecimientos de alojamiento:</w:t>
       </w:r>
     </w:p>
     <w:tbl>
@@ -6007,7 +6045,24 @@
                 <w:b/>
                 <w:bCs/>
               </w:rPr>
-              <w:t xml:space="preserve">Transcripción del pódcast. </w:t>
+              <w:t xml:space="preserve">Transcripción del </w:t>
+            </w:r>
+            <w:proofErr w:type="spellStart"/>
+            <w:r>
+              <w:rPr>
+                <w:rStyle w:val="Extranjerismo"/>
+                <w:b/>
+                <w:bCs/>
+              </w:rPr>
+              <w:t>pódcast</w:t>
+            </w:r>
+            <w:proofErr w:type="spellEnd"/>
+            <w:r>
+              <w:rPr>
+                <w:b/>
+                <w:bCs/>
+              </w:rPr>
+              <w:t xml:space="preserve">. </w:t>
             </w:r>
             <w:r>
               <w:rPr>
@@ -6322,15 +6377,7 @@
             </w:r>
             <w:r>
               <w:lastRenderedPageBreak/>
-              <w:t xml:space="preserve">inconveniente. Por esta razón, la capacidad de resolver novedades se ha convertido en una competencia esencial dentro de la </w:t>
-            </w:r>
-            <w:proofErr w:type="gramStart"/>
-            <w:r>
-              <w:t>hotelería moderna</w:t>
-            </w:r>
-            <w:proofErr w:type="gramEnd"/>
-            <w:r>
-              <w:t>.</w:t>
+              <w:t>inconveniente. Por esta razón, la capacidad de resolver novedades se ha convertido en una competencia esencial dentro de la hotelería moderna.</w:t>
             </w:r>
           </w:p>
           <w:p>
@@ -6429,15 +6476,7 @@
     <w:p>
       <w:r>
         <w:lastRenderedPageBreak/>
-        <w:t xml:space="preserve">La evolución </w:t>
-      </w:r>
-      <w:proofErr w:type="gramStart"/>
-      <w:r>
-        <w:t>de la hotelería</w:t>
-      </w:r>
-      <w:proofErr w:type="gramEnd"/>
-      <w:r>
-        <w:t xml:space="preserve"> no solo exige calidad en la atención y capacidad para resolver novedades operativas, sino también adaptación a nuevas dinámicas de </w:t>
+        <w:t xml:space="preserve">La evolución de la hotelería no solo exige calidad en la atención y capacidad para resolver novedades operativas, sino también adaptación a nuevas dinámicas de </w:t>
       </w:r>
       <w:r>
         <w:lastRenderedPageBreak/>
@@ -6486,15 +6525,7 @@
     </w:p>
     <w:p>
       <w:r>
-        <w:t xml:space="preserve">En la </w:t>
-      </w:r>
-      <w:proofErr w:type="gramStart"/>
-      <w:r>
-        <w:t>hotelería contemporánea</w:t>
-      </w:r>
-      <w:proofErr w:type="gramEnd"/>
-      <w:r>
-        <w:t xml:space="preserve">, los huéspedes valoran procesos rápidos, claros y eficientes durante su salida. Por esta razón, la tecnología aplicada al </w:t>
+        <w:t xml:space="preserve">En la hotelería contemporánea, los huéspedes valoran procesos rápidos, claros y eficientes durante su salida. Por esta razón, la tecnología aplicada al </w:t>
       </w:r>
       <w:r>
         <w:rPr>
@@ -6751,7 +6782,7 @@
         </w:rPr>
       </w:pPr>
       <w:r>
-        <w:t xml:space="preserve">En la tabla a continuación, se presenta un comparativo del proceso de </w:t>
+        <w:t xml:space="preserve">En la tabla a continuación se presenta un comparativo del proceso de </w:t>
       </w:r>
       <w:r>
         <w:rPr>
@@ -7750,10 +7781,10 @@
         </w:rPr>
         <w:lastRenderedPageBreak/>
         <w:drawing>
-          <wp:inline distT="0" distB="0" distL="0" distR="0" wp14:anchorId="261408AF" wp14:editId="44E718AB">
+          <wp:inline distT="0" distB="0" distL="0" distR="0" wp14:anchorId="261408AF" wp14:editId="49387795">
             <wp:extent cx="5626319" cy="2955341"/>
-            <wp:effectExtent l="0" t="0" r="0" b="0"/>
-            <wp:docPr id="5" name="Gráfico 5" descr="El componente formativo Check-out y atención de PQRS permite comprender la importancia de los procedimientos operativos, administrativos y de servicio relacionados con la salida del huésped dentro de los establecimientos de alojamiento. A lo largo de los contenidos se abordan aspectos asociados al cierre de cuenta, facturación, verificación operativa, atención durante el check-out, gestión de PQRS y solución de novedades, fortaleciendo la comprensión de los procesos requeridos para garantizar una atención organizada, eficiente y orientada a la satisfacción del cliente.&#10;Asimismo, el componente desarrolla temas relacionados con calidad del servicio, comunicación con el huésped, coordinación entre áreas y transformación digital aplicada a la operación hotelera. De igual manera, se reconoce la importancia de las herramientas tecnológicas, la atención humanizada y las buenas prácticas de servicio como elementos fundamentales para optimizar la experiencia del huésped y fortalecer la competitividad de los establecimientos de alojamiento dentro de la hotelería contemporánea.&#10;"/>
+            <wp:effectExtent l="0" t="0" r="0" b="3810"/>
+            <wp:docPr id="5" name="Gráfico 5" descr="El componente formativo Check-out y atención de PQRS comprende el cierre de cuentas, facturación, verificación operativa, atención de PQRS y solución de novedades. Integra comunicación asertiva, coordinación entre áreas, herramientas tecnológicas y buenas prácticas de servicio para garantizar una salida organizada, eficiente y orientada a la satisfacción del huésped."/>
             <wp:cNvGraphicFramePr>
               <a:graphicFrameLocks xmlns:a="http://schemas.openxmlformats.org/drawingml/2006/main" noChangeAspect="1"/>
             </wp:cNvGraphicFramePr>
@@ -7761,7 +7792,7 @@
               <a:graphicData uri="http://schemas.openxmlformats.org/drawingml/2006/picture">
                 <pic:pic xmlns:pic="http://schemas.openxmlformats.org/drawingml/2006/picture">
                   <pic:nvPicPr>
-                    <pic:cNvPr id="5" name="Gráfico 5" descr="El componente formativo Check-out y atención de PQRS permite comprender la importancia de los procedimientos operativos, administrativos y de servicio relacionados con la salida del huésped dentro de los establecimientos de alojamiento. A lo largo de los contenidos se abordan aspectos asociados al cierre de cuenta, facturación, verificación operativa, atención durante el check-out, gestión de PQRS y solución de novedades, fortaleciendo la comprensión de los procesos requeridos para garantizar una atención organizada, eficiente y orientada a la satisfacción del cliente.&#10;Asimismo, el componente desarrolla temas relacionados con calidad del servicio, comunicación con el huésped, coordinación entre áreas y transformación digital aplicada a la operación hotelera. De igual manera, se reconoce la importancia de las herramientas tecnológicas, la atención humanizada y las buenas prácticas de servicio como elementos fundamentales para optimizar la experiencia del huésped y fortalecer la competitividad de los establecimientos de alojamiento dentro de la hotelería contemporánea.&#10;"/>
+                    <pic:cNvPr id="5" name="Gráfico 5" descr="El componente formativo Check-out y atención de PQRS comprende el cierre de cuentas, facturación, verificación operativa, atención de PQRS y solución de novedades. Integra comunicación asertiva, coordinación entre áreas, herramientas tecnológicas y buenas prácticas de servicio para garantizar una salida organizada, eficiente y orientada a la satisfacción del huésped."/>
                     <pic:cNvPicPr/>
                   </pic:nvPicPr>
                   <pic:blipFill>
@@ -8255,7 +8286,15 @@
       </w:r>
       <w:proofErr w:type="spellEnd"/>
       <w:r>
-        <w:t xml:space="preserve"> (AHLEI). (2020). </w:t>
+        <w:t xml:space="preserve"> (</w:t>
+      </w:r>
+      <w:proofErr w:type="spellStart"/>
+      <w:r>
+        <w:t>AHLEI</w:t>
+      </w:r>
+      <w:proofErr w:type="spellEnd"/>
+      <w:r>
+        <w:t xml:space="preserve">). (2020). </w:t>
       </w:r>
       <w:r>
         <w:rPr>
@@ -8372,18 +8411,42 @@
     </w:p>
     <w:p>
       <w:r>
-        <w:t xml:space="preserve">Organización Mundial del Turismo. (2020). Recomendaciones sobre turismo y transformación digital. OMT. </w:t>
-      </w:r>
-      <w:hyperlink r:id="rId24" w:history="1">
-        <w:r>
-          <w:rPr>
-            <w:rStyle w:val="Hipervnculo"/>
-          </w:rPr>
-          <w:t>https://www.unwto.org/es</w:t>
-        </w:r>
-      </w:hyperlink>
-    </w:p>
-    <w:p>
+        <w:t xml:space="preserve">Organización Mundial del Turismo. (2020, 28 de agosto). COVID-19 y la transformación del turismo. </w:t>
+      </w:r>
+    </w:p>
+    <w:p>
+      <w:pPr>
+        <w:ind w:firstLine="0"/>
+      </w:pPr>
+      <w:r>
+        <w:fldChar w:fldCharType="begin"/>
+      </w:r>
+      <w:r>
+        <w:instrText>HYPERLINK "</w:instrText>
+      </w:r>
+      <w:r>
+        <w:instrText>https://www.unwto.org/es/news/informe-de-politicas-sobre-el-turismo-y-la-covid-19</w:instrText>
+      </w:r>
+      <w:r>
+        <w:instrText>"</w:instrText>
+      </w:r>
+      <w:r>
+        <w:fldChar w:fldCharType="separate"/>
+      </w:r>
+      <w:r>
+        <w:rPr>
+          <w:rStyle w:val="Hipervnculo"/>
+        </w:rPr>
+        <w:t>https://www.unwto.org/es/news/informe-de-politicas-sobre-el-turismo-y-la-covid-19</w:t>
+      </w:r>
+      <w:r>
+        <w:fldChar w:fldCharType="end"/>
+      </w:r>
+    </w:p>
+    <w:p>
+      <w:pPr>
+        <w:ind w:firstLine="708"/>
+      </w:pPr>
       <w:r>
         <w:t xml:space="preserve">Oracle </w:t>
       </w:r>
@@ -8459,6 +8522,7 @@
     </w:p>
     <w:p>
       <w:r>
+        <w:lastRenderedPageBreak/>
         <w:t>Zeithaml, V. A., Bitner, M. J., &amp; Gremler, D. D. (2018). Marketing de servicios (7.ª ed.). McGraw-Hill.</w:t>
       </w:r>
     </w:p>
@@ -9174,9 +9238,15 @@
           <w:p>
             <w:pPr>
               <w:pStyle w:val="TextoTablas"/>
+              <w:rPr>
+                <w:lang w:val="es-CO"/>
+              </w:rPr>
             </w:pPr>
             <w:r>
-              <w:t>Laura Daniela Burgos Rueda</w:t>
+              <w:rPr>
+                <w:lang w:val="es-CO"/>
+              </w:rPr>
+              <w:t>Luis Gabriel Urueta Álvarez</w:t>
             </w:r>
           </w:p>
         </w:tc>
@@ -9193,21 +9263,9 @@
             </w:pPr>
             <w:r>
               <w:rPr>
-                <w:lang w:val="es-CO"/>
-              </w:rPr>
-              <w:t>Evaluador</w:t>
-            </w:r>
-            <w:r>
-              <w:rPr>
-                <w:lang w:val="es-CO"/>
-              </w:rPr>
-              <w:t>a</w:t>
-            </w:r>
-            <w:r>
-              <w:rPr>
-                <w:lang w:val="es-CO"/>
-              </w:rPr>
-              <w:t xml:space="preserve"> de contenidos inclusivos y accesibles</w:t>
+                <w:rFonts w:cs="Calibri"/>
+              </w:rPr>
+              <w:t>Validador y vinculador de recursos digitales </w:t>
             </w:r>
           </w:p>
         </w:tc>
@@ -9256,10 +9314,7 @@
               </w:rPr>
             </w:pPr>
             <w:r>
-              <w:rPr>
-                <w:lang w:val="es-CO"/>
-              </w:rPr>
-              <w:t>Jonathan Adié Villafañe</w:t>
+              <w:t>Laura Daniela Burgos Rueda</w:t>
             </w:r>
           </w:p>
         </w:tc>
@@ -9278,7 +9333,31 @@
               <w:rPr>
                 <w:rFonts w:cs="Calibri"/>
               </w:rPr>
-              <w:t>Validador y vinculador de recursos digitales </w:t>
+              <w:t>Validador</w:t>
+            </w:r>
+            <w:r>
+              <w:rPr>
+                <w:rFonts w:cs="Calibri"/>
+              </w:rPr>
+              <w:t>a</w:t>
+            </w:r>
+            <w:r>
+              <w:rPr>
+                <w:rFonts w:cs="Calibri"/>
+              </w:rPr>
+              <w:t xml:space="preserve"> y vinculador</w:t>
+            </w:r>
+            <w:r>
+              <w:rPr>
+                <w:rFonts w:cs="Calibri"/>
+              </w:rPr>
+              <w:t>a</w:t>
+            </w:r>
+            <w:r>
+              <w:rPr>
+                <w:rFonts w:cs="Calibri"/>
+              </w:rPr>
+              <w:t xml:space="preserve"> de recursos digitales </w:t>
             </w:r>
           </w:p>
         </w:tc>
@@ -9314,104 +9393,6 @@
           </w:p>
         </w:tc>
       </w:tr>
-      <w:tr>
-        <w:trPr>
-          <w:cnfStyle w:val="000000100000" w:firstRow="0" w:lastRow="0" w:firstColumn="0" w:lastColumn="0" w:oddVBand="0" w:evenVBand="0" w:oddHBand="1" w:evenHBand="0" w:firstRowFirstColumn="0" w:firstRowLastColumn="0" w:lastRowFirstColumn="0" w:lastRowLastColumn="0"/>
-        </w:trPr>
-        <w:tc>
-          <w:tcPr>
-            <w:tcW w:w="2830" w:type="dxa"/>
-          </w:tcPr>
-          <w:p>
-            <w:pPr>
-              <w:pStyle w:val="TextoTablas"/>
-              <w:rPr>
-                <w:lang w:val="es-CO"/>
-              </w:rPr>
-            </w:pPr>
-            <w:r>
-              <w:rPr>
-                <w:lang w:val="es-CO"/>
-              </w:rPr>
-              <w:t>Karine Isabel Ospino Fritz</w:t>
-            </w:r>
-          </w:p>
-        </w:tc>
-        <w:tc>
-          <w:tcPr>
-            <w:tcW w:w="3261" w:type="dxa"/>
-          </w:tcPr>
-          <w:p>
-            <w:pPr>
-              <w:pStyle w:val="TextoTablas"/>
-              <w:rPr>
-                <w:lang w:val="es-CO"/>
-              </w:rPr>
-            </w:pPr>
-            <w:r>
-              <w:rPr>
-                <w:rFonts w:cs="Calibri"/>
-              </w:rPr>
-              <w:t>Validador</w:t>
-            </w:r>
-            <w:r>
-              <w:rPr>
-                <w:rFonts w:cs="Calibri"/>
-              </w:rPr>
-              <w:t>a</w:t>
-            </w:r>
-            <w:r>
-              <w:rPr>
-                <w:rFonts w:cs="Calibri"/>
-              </w:rPr>
-              <w:t xml:space="preserve"> y vinculador</w:t>
-            </w:r>
-            <w:r>
-              <w:rPr>
-                <w:rFonts w:cs="Calibri"/>
-              </w:rPr>
-              <w:t>a</w:t>
-            </w:r>
-            <w:r>
-              <w:rPr>
-                <w:rFonts w:cs="Calibri"/>
-              </w:rPr>
-              <w:t xml:space="preserve"> de recursos digitales </w:t>
-            </w:r>
-          </w:p>
-        </w:tc>
-        <w:tc>
-          <w:tcPr>
-            <w:tcW w:w="3969" w:type="dxa"/>
-          </w:tcPr>
-          <w:p>
-            <w:pPr>
-              <w:pStyle w:val="TextoTablas"/>
-              <w:rPr>
-                <w:lang w:val="es-CO"/>
-              </w:rPr>
-            </w:pPr>
-            <w:r>
-              <w:rPr>
-                <w:lang w:val="es-CO"/>
-              </w:rPr>
-              <w:t>Centro de Comercio y Servicios</w:t>
-            </w:r>
-            <w:r>
-              <w:rPr>
-                <w:lang w:val="es-CO"/>
-              </w:rPr>
-              <w:t xml:space="preserve"> -</w:t>
-            </w:r>
-            <w:r>
-              <w:rPr>
-                <w:lang w:val="es-CO"/>
-              </w:rPr>
-              <w:t xml:space="preserve"> Regional Atlántico</w:t>
-            </w:r>
-          </w:p>
-        </w:tc>
-      </w:tr>
     </w:tbl>
     <w:p>
       <w:pPr>
@@ -9424,8 +9405,8 @@
       </w:pPr>
     </w:p>
     <w:sectPr>
-      <w:headerReference w:type="default" r:id="rId25"/>
-      <w:footerReference w:type="default" r:id="rId26"/>
+      <w:headerReference w:type="default" r:id="rId24"/>
+      <w:footerReference w:type="default" r:id="rId25"/>
       <w:pgSz w:w="12240" w:h="15840"/>
       <w:pgMar w:top="1701" w:right="1134" w:bottom="1134" w:left="1134" w:header="709" w:footer="737" w:gutter="0"/>
       <w:pgNumType w:start="1"/>
@@ -9438,7 +9419,7 @@
 </file>
 
 <file path=word/endnotes.xml><?xml version="1.0" encoding="utf-8"?>
-<w:endnotes xmlns:wpc="http://schemas.microsoft.com/office/word/2010/wordprocessingCanvas" xmlns:cx="http://schemas.microsoft.com/office/drawing/2014/chartex" xmlns:cx1="http://schemas.microsoft.com/office/drawing/2015/9/8/chartex" xmlns:cx2="http://schemas.microsoft.com/office/drawing/2015/10/21/chartex" xmlns:cx3="http://schemas.microsoft.com/office/drawing/2016/5/9/chartex" xmlns:cx4="http://schemas.microsoft.com/office/drawing/2016/5/10/chartex" xmlns:cx5="http://schemas.microsoft.com/office/drawing/2016/5/11/chartex" xmlns:cx6="http://schemas.microsoft.com/office/drawing/2016/5/12/chartex" xmlns:cx7="http://schemas.microsoft.com/office/drawing/2016/5/13/chartex" xmlns:cx8="http://schemas.microsoft.com/office/drawing/2016/5/14/chartex" xmlns:mc="http://schemas.openxmlformats.org/markup-compatibility/2006" xmlns:aink="http://schemas.microsoft.com/office/drawing/2016/ink" xmlns:am3d="http://schemas.microsoft.com/office/drawing/2017/model3d" xmlns:o="urn:schemas-microsoft-com:office:office" xmlns:oel="http://schemas.microsoft.com/office/2019/extlst" xmlns:r="http://schemas.openxmlformats.org/officeDocument/2006/relationships" xmlns:m="http://schemas.openxmlformats.org/officeDocument/2006/math" xmlns:v="urn:schemas-microsoft-com:vml" xmlns:wp14="http://schemas.microsoft.com/office/word/2010/wordprocessingDrawing" xmlns:wp="http://schemas.openxmlformats.org/drawingml/2006/wordprocessingDrawing" xmlns:w10="urn:schemas-microsoft-com:office:word" xmlns:w="http://schemas.openxmlformats.org/wordprocessingml/2006/main" xmlns:w14="http://schemas.microsoft.com/office/word/2010/wordml" xmlns:w15="http://schemas.microsoft.com/office/word/2012/wordml" xmlns:w16cex="http://schemas.microsoft.com/office/word/2018/wordml/cex" xmlns:w16cid="http://schemas.microsoft.com/office/word/2016/wordml/cid" xmlns:w16="http://schemas.microsoft.com/office/word/2018/wordml" xmlns:w16du="http://schemas.microsoft.com/office/word/2023/wordml/word16du" xmlns:w16sdtdh="http://schemas.microsoft.com/office/word/2020/wordml/sdtdatahash" xmlns:w16sdtfl="http://schemas.microsoft.com/office/word/2024/wordml/sdtformatlock" xmlns:w16se="http://schemas.microsoft.com/office/word/2015/wordml/symex" xmlns:wpg="http://schemas.microsoft.com/office/word/2010/wordprocessingGroup" xmlns:wpi="http://schemas.microsoft.com/office/word/2010/wordprocessingInk" xmlns:wne="http://schemas.microsoft.com/office/word/2006/wordml" xmlns:wps="http://schemas.microsoft.com/office/word/2010/wordprocessingShape" mc:Ignorable="w14 w15 w16se w16cid w16 w16cex w16sdtdh w16sdtfl w16du wp14">
+<w:endnotes xmlns:wpc="http://schemas.microsoft.com/office/word/2010/wordprocessingCanvas" xmlns:cx="http://schemas.microsoft.com/office/drawing/2014/chartex" xmlns:cx1="http://schemas.microsoft.com/office/drawing/2015/9/8/chartex" xmlns:cx2="http://schemas.microsoft.com/office/drawing/2015/10/21/chartex" xmlns:cx3="http://schemas.microsoft.com/office/drawing/2016/5/9/chartex" xmlns:cx4="http://schemas.microsoft.com/office/drawing/2016/5/10/chartex" xmlns:cx5="http://schemas.microsoft.com/office/drawing/2016/5/11/chartex" xmlns:cx6="http://schemas.microsoft.com/office/drawing/2016/5/12/chartex" xmlns:cx7="http://schemas.microsoft.com/office/drawing/2016/5/13/chartex" xmlns:cx8="http://schemas.microsoft.com/office/drawing/2016/5/14/chartex" xmlns:mc="http://schemas.openxmlformats.org/markup-compatibility/2006" xmlns:m="http://schemas.openxmlformats.org/officeDocument/2006/math" xmlns:aink="http://schemas.microsoft.com/office/drawing/2016/ink" xmlns:am3d="http://schemas.microsoft.com/office/drawing/2017/model3d" xmlns:oel="http://schemas.microsoft.com/office/2019/extlst" xmlns:r="http://schemas.openxmlformats.org/officeDocument/2006/relationships" xmlns:wp14="http://schemas.microsoft.com/office/word/2010/wordprocessingDrawing" xmlns:wp="http://schemas.openxmlformats.org/drawingml/2006/wordprocessingDrawing" xmlns:wpg="http://schemas.microsoft.com/office/word/2010/wordprocessingGroup" xmlns:wpi="http://schemas.microsoft.com/office/word/2010/wordprocessingInk" xmlns:wps="http://schemas.microsoft.com/office/word/2010/wordprocessingShape" xmlns:o="urn:schemas-microsoft-com:office:office" xmlns:v="urn:schemas-microsoft-com:vml" xmlns:w10="urn:schemas-microsoft-com:office:word" xmlns:w="http://schemas.openxmlformats.org/wordprocessingml/2006/main" xmlns:w14="http://schemas.microsoft.com/office/word/2010/wordml" xmlns:w15="http://schemas.microsoft.com/office/word/2012/wordml" xmlns:w16cex="http://schemas.microsoft.com/office/word/2018/wordml/cex" xmlns:w16cid="http://schemas.microsoft.com/office/word/2016/wordml/cid" xmlns:w16="http://schemas.microsoft.com/office/word/2018/wordml" xmlns:w16sdtdh="http://schemas.microsoft.com/office/word/2020/wordml/sdtdatahash" xmlns:w16sdtfl="http://schemas.microsoft.com/office/word/2024/wordml/sdtformatlock" xmlns:w16se="http://schemas.microsoft.com/office/word/2015/wordml/symex" xmlns:w16du="http://schemas.microsoft.com/office/word/2023/wordml/word16du" xmlns:wne="http://schemas.microsoft.com/office/word/2006/wordml" mc:Ignorable="w14 w15 w16se w16cid w16 w16cex w16sdtdh w16sdtfl w16du wp14">
   <w:endnote w:type="separator" w:id="-1">
     <w:p>
       <w:pPr>
@@ -9465,7 +9446,7 @@
 </file>
 
 <file path=word/footer1.xml><?xml version="1.0" encoding="utf-8"?>
-<w:ftr xmlns:wpc="http://schemas.microsoft.com/office/word/2010/wordprocessingCanvas" xmlns:cx="http://schemas.microsoft.com/office/drawing/2014/chartex" xmlns:cx1="http://schemas.microsoft.com/office/drawing/2015/9/8/chartex" xmlns:cx2="http://schemas.microsoft.com/office/drawing/2015/10/21/chartex" xmlns:cx3="http://schemas.microsoft.com/office/drawing/2016/5/9/chartex" xmlns:cx4="http://schemas.microsoft.com/office/drawing/2016/5/10/chartex" xmlns:cx5="http://schemas.microsoft.com/office/drawing/2016/5/11/chartex" xmlns:cx6="http://schemas.microsoft.com/office/drawing/2016/5/12/chartex" xmlns:cx7="http://schemas.microsoft.com/office/drawing/2016/5/13/chartex" xmlns:cx8="http://schemas.microsoft.com/office/drawing/2016/5/14/chartex" xmlns:mc="http://schemas.openxmlformats.org/markup-compatibility/2006" xmlns:aink="http://schemas.microsoft.com/office/drawing/2016/ink" xmlns:am3d="http://schemas.microsoft.com/office/drawing/2017/model3d" xmlns:o="urn:schemas-microsoft-com:office:office" xmlns:oel="http://schemas.microsoft.com/office/2019/extlst" xmlns:r="http://schemas.openxmlformats.org/officeDocument/2006/relationships" xmlns:m="http://schemas.openxmlformats.org/officeDocument/2006/math" xmlns:v="urn:schemas-microsoft-com:vml" xmlns:wp14="http://schemas.microsoft.com/office/word/2010/wordprocessingDrawing" xmlns:wp="http://schemas.openxmlformats.org/drawingml/2006/wordprocessingDrawing" xmlns:w10="urn:schemas-microsoft-com:office:word" xmlns:w="http://schemas.openxmlformats.org/wordprocessingml/2006/main" xmlns:w14="http://schemas.microsoft.com/office/word/2010/wordml" xmlns:w15="http://schemas.microsoft.com/office/word/2012/wordml" xmlns:w16cex="http://schemas.microsoft.com/office/word/2018/wordml/cex" xmlns:w16cid="http://schemas.microsoft.com/office/word/2016/wordml/cid" xmlns:w16="http://schemas.microsoft.com/office/word/2018/wordml" xmlns:w16du="http://schemas.microsoft.com/office/word/2023/wordml/word16du" xmlns:w16sdtdh="http://schemas.microsoft.com/office/word/2020/wordml/sdtdatahash" xmlns:w16sdtfl="http://schemas.microsoft.com/office/word/2024/wordml/sdtformatlock" xmlns:w16se="http://schemas.microsoft.com/office/word/2015/wordml/symex" xmlns:wpg="http://schemas.microsoft.com/office/word/2010/wordprocessingGroup" xmlns:wpi="http://schemas.microsoft.com/office/word/2010/wordprocessingInk" xmlns:wne="http://schemas.microsoft.com/office/word/2006/wordml" xmlns:wps="http://schemas.microsoft.com/office/word/2010/wordprocessingShape" mc:Ignorable="w14 w15 w16se w16cid w16 w16cex w16sdtdh w16sdtfl w16du wp14">
+<w:ftr xmlns:wpc="http://schemas.microsoft.com/office/word/2010/wordprocessingCanvas" xmlns:cx="http://schemas.microsoft.com/office/drawing/2014/chartex" xmlns:cx1="http://schemas.microsoft.com/office/drawing/2015/9/8/chartex" xmlns:cx2="http://schemas.microsoft.com/office/drawing/2015/10/21/chartex" xmlns:cx3="http://schemas.microsoft.com/office/drawing/2016/5/9/chartex" xmlns:cx4="http://schemas.microsoft.com/office/drawing/2016/5/10/chartex" xmlns:cx5="http://schemas.microsoft.com/office/drawing/2016/5/11/chartex" xmlns:cx6="http://schemas.microsoft.com/office/drawing/2016/5/12/chartex" xmlns:cx7="http://schemas.microsoft.com/office/drawing/2016/5/13/chartex" xmlns:cx8="http://schemas.microsoft.com/office/drawing/2016/5/14/chartex" xmlns:mc="http://schemas.openxmlformats.org/markup-compatibility/2006" xmlns:m="http://schemas.openxmlformats.org/officeDocument/2006/math" xmlns:aink="http://schemas.microsoft.com/office/drawing/2016/ink" xmlns:am3d="http://schemas.microsoft.com/office/drawing/2017/model3d" xmlns:oel="http://schemas.microsoft.com/office/2019/extlst" xmlns:r="http://schemas.openxmlformats.org/officeDocument/2006/relationships" xmlns:wp14="http://schemas.microsoft.com/office/word/2010/wordprocessingDrawing" xmlns:wp="http://schemas.openxmlformats.org/drawingml/2006/wordprocessingDrawing" xmlns:wpg="http://schemas.microsoft.com/office/word/2010/wordprocessingGroup" xmlns:wpi="http://schemas.microsoft.com/office/word/2010/wordprocessingInk" xmlns:wps="http://schemas.microsoft.com/office/word/2010/wordprocessingShape" xmlns:o="urn:schemas-microsoft-com:office:office" xmlns:v="urn:schemas-microsoft-com:vml" xmlns:w10="urn:schemas-microsoft-com:office:word" xmlns:w="http://schemas.openxmlformats.org/wordprocessingml/2006/main" xmlns:w14="http://schemas.microsoft.com/office/word/2010/wordml" xmlns:w15="http://schemas.microsoft.com/office/word/2012/wordml" xmlns:w16cex="http://schemas.microsoft.com/office/word/2018/wordml/cex" xmlns:w16cid="http://schemas.microsoft.com/office/word/2016/wordml/cid" xmlns:w16="http://schemas.microsoft.com/office/word/2018/wordml" xmlns:w16sdtdh="http://schemas.microsoft.com/office/word/2020/wordml/sdtdatahash" xmlns:w16sdtfl="http://schemas.microsoft.com/office/word/2024/wordml/sdtformatlock" xmlns:w16se="http://schemas.microsoft.com/office/word/2015/wordml/symex" xmlns:w16du="http://schemas.microsoft.com/office/word/2023/wordml/word16du" xmlns:wne="http://schemas.microsoft.com/office/word/2006/wordml" mc:Ignorable="w14 w15 w16se w16cid w16 w16cex w16sdtdh w16sdtfl w16du wp14">
   <w:sdt>
     <w:sdtPr>
       <w:id w:val="-1465197936"/>
@@ -9493,7 +9474,13 @@
           <w:rPr>
             <w:noProof/>
           </w:rPr>
-          <w:t>15</w:t>
+          <w:t>1</w:t>
+        </w:r>
+        <w:r>
+          <w:rPr>
+            <w:noProof/>
+          </w:rPr>
+          <w:t>5</w:t>
         </w:r>
         <w:r>
           <w:fldChar w:fldCharType="end"/>
@@ -9511,7 +9498,7 @@
 </file>
 
 <file path=word/footnotes.xml><?xml version="1.0" encoding="utf-8"?>
-<w:footnotes xmlns:wpc="http://schemas.microsoft.com/office/word/2010/wordprocessingCanvas" xmlns:cx="http://schemas.microsoft.com/office/drawing/2014/chartex" xmlns:cx1="http://schemas.microsoft.com/office/drawing/2015/9/8/chartex" xmlns:cx2="http://schemas.microsoft.com/office/drawing/2015/10/21/chartex" xmlns:cx3="http://schemas.microsoft.com/office/drawing/2016/5/9/chartex" xmlns:cx4="http://schemas.microsoft.com/office/drawing/2016/5/10/chartex" xmlns:cx5="http://schemas.microsoft.com/office/drawing/2016/5/11/chartex" xmlns:cx6="http://schemas.microsoft.com/office/drawing/2016/5/12/chartex" xmlns:cx7="http://schemas.microsoft.com/office/drawing/2016/5/13/chartex" xmlns:cx8="http://schemas.microsoft.com/office/drawing/2016/5/14/chartex" xmlns:mc="http://schemas.openxmlformats.org/markup-compatibility/2006" xmlns:aink="http://schemas.microsoft.com/office/drawing/2016/ink" xmlns:am3d="http://schemas.microsoft.com/office/drawing/2017/model3d" xmlns:o="urn:schemas-microsoft-com:office:office" xmlns:oel="http://schemas.microsoft.com/office/2019/extlst" xmlns:r="http://schemas.openxmlformats.org/officeDocument/2006/relationships" xmlns:m="http://schemas.openxmlformats.org/officeDocument/2006/math" xmlns:v="urn:schemas-microsoft-com:vml" xmlns:wp14="http://schemas.microsoft.com/office/word/2010/wordprocessingDrawing" xmlns:wp="http://schemas.openxmlformats.org/drawingml/2006/wordprocessingDrawing" xmlns:w10="urn:schemas-microsoft-com:office:word" xmlns:w="http://schemas.openxmlformats.org/wordprocessingml/2006/main" xmlns:w14="http://schemas.microsoft.com/office/word/2010/wordml" xmlns:w15="http://schemas.microsoft.com/office/word/2012/wordml" xmlns:w16cex="http://schemas.microsoft.com/office/word/2018/wordml/cex" xmlns:w16cid="http://schemas.microsoft.com/office/word/2016/wordml/cid" xmlns:w16="http://schemas.microsoft.com/office/word/2018/wordml" xmlns:w16du="http://schemas.microsoft.com/office/word/2023/wordml/word16du" xmlns:w16sdtdh="http://schemas.microsoft.com/office/word/2020/wordml/sdtdatahash" xmlns:w16sdtfl="http://schemas.microsoft.com/office/word/2024/wordml/sdtformatlock" xmlns:w16se="http://schemas.microsoft.com/office/word/2015/wordml/symex" xmlns:wpg="http://schemas.microsoft.com/office/word/2010/wordprocessingGroup" xmlns:wpi="http://schemas.microsoft.com/office/word/2010/wordprocessingInk" xmlns:wne="http://schemas.microsoft.com/office/word/2006/wordml" xmlns:wps="http://schemas.microsoft.com/office/word/2010/wordprocessingShape" mc:Ignorable="w14 w15 w16se w16cid w16 w16cex w16sdtdh w16sdtfl w16du wp14">
+<w:footnotes xmlns:wpc="http://schemas.microsoft.com/office/word/2010/wordprocessingCanvas" xmlns:cx="http://schemas.microsoft.com/office/drawing/2014/chartex" xmlns:cx1="http://schemas.microsoft.com/office/drawing/2015/9/8/chartex" xmlns:cx2="http://schemas.microsoft.com/office/drawing/2015/10/21/chartex" xmlns:cx3="http://schemas.microsoft.com/office/drawing/2016/5/9/chartex" xmlns:cx4="http://schemas.microsoft.com/office/drawing/2016/5/10/chartex" xmlns:cx5="http://schemas.microsoft.com/office/drawing/2016/5/11/chartex" xmlns:cx6="http://schemas.microsoft.com/office/drawing/2016/5/12/chartex" xmlns:cx7="http://schemas.microsoft.com/office/drawing/2016/5/13/chartex" xmlns:cx8="http://schemas.microsoft.com/office/drawing/2016/5/14/chartex" xmlns:mc="http://schemas.openxmlformats.org/markup-compatibility/2006" xmlns:m="http://schemas.openxmlformats.org/officeDocument/2006/math" xmlns:aink="http://schemas.microsoft.com/office/drawing/2016/ink" xmlns:am3d="http://schemas.microsoft.com/office/drawing/2017/model3d" xmlns:oel="http://schemas.microsoft.com/office/2019/extlst" xmlns:r="http://schemas.openxmlformats.org/officeDocument/2006/relationships" xmlns:wp14="http://schemas.microsoft.com/office/word/2010/wordprocessingDrawing" xmlns:wp="http://schemas.openxmlformats.org/drawingml/2006/wordprocessingDrawing" xmlns:wpg="http://schemas.microsoft.com/office/word/2010/wordprocessingGroup" xmlns:wpi="http://schemas.microsoft.com/office/word/2010/wordprocessingInk" xmlns:wps="http://schemas.microsoft.com/office/word/2010/wordprocessingShape" xmlns:o="urn:schemas-microsoft-com:office:office" xmlns:v="urn:schemas-microsoft-com:vml" xmlns:w10="urn:schemas-microsoft-com:office:word" xmlns:w="http://schemas.openxmlformats.org/wordprocessingml/2006/main" xmlns:w14="http://schemas.microsoft.com/office/word/2010/wordml" xmlns:w15="http://schemas.microsoft.com/office/word/2012/wordml" xmlns:w16cex="http://schemas.microsoft.com/office/word/2018/wordml/cex" xmlns:w16cid="http://schemas.microsoft.com/office/word/2016/wordml/cid" xmlns:w16="http://schemas.microsoft.com/office/word/2018/wordml" xmlns:w16sdtdh="http://schemas.microsoft.com/office/word/2020/wordml/sdtdatahash" xmlns:w16sdtfl="http://schemas.microsoft.com/office/word/2024/wordml/sdtformatlock" xmlns:w16se="http://schemas.microsoft.com/office/word/2015/wordml/symex" xmlns:w16du="http://schemas.microsoft.com/office/word/2023/wordml/word16du" xmlns:wne="http://schemas.microsoft.com/office/word/2006/wordml" mc:Ignorable="w14 w15 w16se w16cid w16 w16cex w16sdtdh w16sdtfl w16du wp14">
   <w:footnote w:type="separator" w:id="-1">
     <w:p>
       <w:pPr>
@@ -9538,7 +9525,7 @@
 </file>
 
 <file path=word/header1.xml><?xml version="1.0" encoding="utf-8"?>
-<w:hdr xmlns:wpc="http://schemas.microsoft.com/office/word/2010/wordprocessingCanvas" xmlns:cx="http://schemas.microsoft.com/office/drawing/2014/chartex" xmlns:cx1="http://schemas.microsoft.com/office/drawing/2015/9/8/chartex" xmlns:cx2="http://schemas.microsoft.com/office/drawing/2015/10/21/chartex" xmlns:cx3="http://schemas.microsoft.com/office/drawing/2016/5/9/chartex" xmlns:cx4="http://schemas.microsoft.com/office/drawing/2016/5/10/chartex" xmlns:cx5="http://schemas.microsoft.com/office/drawing/2016/5/11/chartex" xmlns:cx6="http://schemas.microsoft.com/office/drawing/2016/5/12/chartex" xmlns:cx7="http://schemas.microsoft.com/office/drawing/2016/5/13/chartex" xmlns:cx8="http://schemas.microsoft.com/office/drawing/2016/5/14/chartex" xmlns:mc="http://schemas.openxmlformats.org/markup-compatibility/2006" xmlns:aink="http://schemas.microsoft.com/office/drawing/2016/ink" xmlns:am3d="http://schemas.microsoft.com/office/drawing/2017/model3d" xmlns:o="urn:schemas-microsoft-com:office:office" xmlns:oel="http://schemas.microsoft.com/office/2019/extlst" xmlns:r="http://schemas.openxmlformats.org/officeDocument/2006/relationships" xmlns:m="http://schemas.openxmlformats.org/officeDocument/2006/math" xmlns:v="urn:schemas-microsoft-com:vml" xmlns:wp14="http://schemas.microsoft.com/office/word/2010/wordprocessingDrawing" xmlns:wp="http://schemas.openxmlformats.org/drawingml/2006/wordprocessingDrawing" xmlns:w10="urn:schemas-microsoft-com:office:word" xmlns:w="http://schemas.openxmlformats.org/wordprocessingml/2006/main" xmlns:w14="http://schemas.microsoft.com/office/word/2010/wordml" xmlns:w15="http://schemas.microsoft.com/office/word/2012/wordml" xmlns:w16cex="http://schemas.microsoft.com/office/word/2018/wordml/cex" xmlns:w16cid="http://schemas.microsoft.com/office/word/2016/wordml/cid" xmlns:w16="http://schemas.microsoft.com/office/word/2018/wordml" xmlns:w16du="http://schemas.microsoft.com/office/word/2023/wordml/word16du" xmlns:w16sdtdh="http://schemas.microsoft.com/office/word/2020/wordml/sdtdatahash" xmlns:w16sdtfl="http://schemas.microsoft.com/office/word/2024/wordml/sdtformatlock" xmlns:w16se="http://schemas.microsoft.com/office/word/2015/wordml/symex" xmlns:wpg="http://schemas.microsoft.com/office/word/2010/wordprocessingGroup" xmlns:wpi="http://schemas.microsoft.com/office/word/2010/wordprocessingInk" xmlns:wne="http://schemas.microsoft.com/office/word/2006/wordml" xmlns:wps="http://schemas.microsoft.com/office/word/2010/wordprocessingShape" mc:Ignorable="w14 w15 w16se w16cid w16 w16cex w16sdtdh w16sdtfl w16du wp14">
+<w:hdr xmlns:wpc="http://schemas.microsoft.com/office/word/2010/wordprocessingCanvas" xmlns:cx="http://schemas.microsoft.com/office/drawing/2014/chartex" xmlns:cx1="http://schemas.microsoft.com/office/drawing/2015/9/8/chartex" xmlns:cx2="http://schemas.microsoft.com/office/drawing/2015/10/21/chartex" xmlns:cx3="http://schemas.microsoft.com/office/drawing/2016/5/9/chartex" xmlns:cx4="http://schemas.microsoft.com/office/drawing/2016/5/10/chartex" xmlns:cx5="http://schemas.microsoft.com/office/drawing/2016/5/11/chartex" xmlns:cx6="http://schemas.microsoft.com/office/drawing/2016/5/12/chartex" xmlns:cx7="http://schemas.microsoft.com/office/drawing/2016/5/13/chartex" xmlns:cx8="http://schemas.microsoft.com/office/drawing/2016/5/14/chartex" xmlns:mc="http://schemas.openxmlformats.org/markup-compatibility/2006" xmlns:m="http://schemas.openxmlformats.org/officeDocument/2006/math" xmlns:aink="http://schemas.microsoft.com/office/drawing/2016/ink" xmlns:am3d="http://schemas.microsoft.com/office/drawing/2017/model3d" xmlns:oel="http://schemas.microsoft.com/office/2019/extlst" xmlns:r="http://schemas.openxmlformats.org/officeDocument/2006/relationships" xmlns:wp14="http://schemas.microsoft.com/office/word/2010/wordprocessingDrawing" xmlns:wp="http://schemas.openxmlformats.org/drawingml/2006/wordprocessingDrawing" xmlns:wpg="http://schemas.microsoft.com/office/word/2010/wordprocessingGroup" xmlns:wpi="http://schemas.microsoft.com/office/word/2010/wordprocessingInk" xmlns:wps="http://schemas.microsoft.com/office/word/2010/wordprocessingShape" xmlns:o="urn:schemas-microsoft-com:office:office" xmlns:v="urn:schemas-microsoft-com:vml" xmlns:w10="urn:schemas-microsoft-com:office:word" xmlns:w="http://schemas.openxmlformats.org/wordprocessingml/2006/main" xmlns:w14="http://schemas.microsoft.com/office/word/2010/wordml" xmlns:w15="http://schemas.microsoft.com/office/word/2012/wordml" xmlns:w16cex="http://schemas.microsoft.com/office/word/2018/wordml/cex" xmlns:w16cid="http://schemas.microsoft.com/office/word/2016/wordml/cid" xmlns:w16="http://schemas.microsoft.com/office/word/2018/wordml" xmlns:w16sdtdh="http://schemas.microsoft.com/office/word/2020/wordml/sdtdatahash" xmlns:w16sdtfl="http://schemas.microsoft.com/office/word/2024/wordml/sdtformatlock" xmlns:w16se="http://schemas.microsoft.com/office/word/2015/wordml/symex" xmlns:w16du="http://schemas.microsoft.com/office/word/2023/wordml/word16du" xmlns:wne="http://schemas.microsoft.com/office/word/2006/wordml" mc:Ignorable="w14 w15 w16se w16cid w16 w16cex w16sdtdh w16sdtfl w16du wp14">
   <w:p>
     <w:pPr>
       <w:pStyle w:val="Encabezado"/>
@@ -9625,7 +9612,7 @@
 </file>
 
 <file path=word/numbering.xml><?xml version="1.0" encoding="utf-8"?>
-<w:numbering xmlns:wpc="http://schemas.microsoft.com/office/word/2010/wordprocessingCanvas" xmlns:cx="http://schemas.microsoft.com/office/drawing/2014/chartex" xmlns:cx1="http://schemas.microsoft.com/office/drawing/2015/9/8/chartex" xmlns:cx2="http://schemas.microsoft.com/office/drawing/2015/10/21/chartex" xmlns:cx3="http://schemas.microsoft.com/office/drawing/2016/5/9/chartex" xmlns:cx4="http://schemas.microsoft.com/office/drawing/2016/5/10/chartex" xmlns:cx5="http://schemas.microsoft.com/office/drawing/2016/5/11/chartex" xmlns:cx6="http://schemas.microsoft.com/office/drawing/2016/5/12/chartex" xmlns:cx7="http://schemas.microsoft.com/office/drawing/2016/5/13/chartex" xmlns:cx8="http://schemas.microsoft.com/office/drawing/2016/5/14/chartex" xmlns:mc="http://schemas.openxmlformats.org/markup-compatibility/2006" xmlns:aink="http://schemas.microsoft.com/office/drawing/2016/ink" xmlns:am3d="http://schemas.microsoft.com/office/drawing/2017/model3d" xmlns:o="urn:schemas-microsoft-com:office:office" xmlns:oel="http://schemas.microsoft.com/office/2019/extlst" xmlns:r="http://schemas.openxmlformats.org/officeDocument/2006/relationships" xmlns:m="http://schemas.openxmlformats.org/officeDocument/2006/math" xmlns:v="urn:schemas-microsoft-com:vml" xmlns:wp14="http://schemas.microsoft.com/office/word/2010/wordprocessingDrawing" xmlns:wp="http://schemas.openxmlformats.org/drawingml/2006/wordprocessingDrawing" xmlns:w10="urn:schemas-microsoft-com:office:word" xmlns:w="http://schemas.openxmlformats.org/wordprocessingml/2006/main" xmlns:w14="http://schemas.microsoft.com/office/word/2010/wordml" xmlns:w15="http://schemas.microsoft.com/office/word/2012/wordml" xmlns:w16cex="http://schemas.microsoft.com/office/word/2018/wordml/cex" xmlns:w16cid="http://schemas.microsoft.com/office/word/2016/wordml/cid" xmlns:w16="http://schemas.microsoft.com/office/word/2018/wordml" xmlns:w16du="http://schemas.microsoft.com/office/word/2023/wordml/word16du" xmlns:w16sdtdh="http://schemas.microsoft.com/office/word/2020/wordml/sdtdatahash" xmlns:w16sdtfl="http://schemas.microsoft.com/office/word/2024/wordml/sdtformatlock" xmlns:w16se="http://schemas.microsoft.com/office/word/2015/wordml/symex" xmlns:wpg="http://schemas.microsoft.com/office/word/2010/wordprocessingGroup" xmlns:wpi="http://schemas.microsoft.com/office/word/2010/wordprocessingInk" xmlns:wne="http://schemas.microsoft.com/office/word/2006/wordml" xmlns:wps="http://schemas.microsoft.com/office/word/2010/wordprocessingShape" mc:Ignorable="w14 w15 w16se w16cid w16 w16cex w16sdtdh w16sdtfl w16du wp14">
+<w:numbering xmlns:wpc="http://schemas.microsoft.com/office/word/2010/wordprocessingCanvas" xmlns:cx="http://schemas.microsoft.com/office/drawing/2014/chartex" xmlns:cx1="http://schemas.microsoft.com/office/drawing/2015/9/8/chartex" xmlns:cx2="http://schemas.microsoft.com/office/drawing/2015/10/21/chartex" xmlns:cx3="http://schemas.microsoft.com/office/drawing/2016/5/9/chartex" xmlns:cx4="http://schemas.microsoft.com/office/drawing/2016/5/10/chartex" xmlns:cx5="http://schemas.microsoft.com/office/drawing/2016/5/11/chartex" xmlns:cx6="http://schemas.microsoft.com/office/drawing/2016/5/12/chartex" xmlns:cx7="http://schemas.microsoft.com/office/drawing/2016/5/13/chartex" xmlns:cx8="http://schemas.microsoft.com/office/drawing/2016/5/14/chartex" xmlns:mc="http://schemas.openxmlformats.org/markup-compatibility/2006" xmlns:m="http://schemas.openxmlformats.org/officeDocument/2006/math" xmlns:aink="http://schemas.microsoft.com/office/drawing/2016/ink" xmlns:am3d="http://schemas.microsoft.com/office/drawing/2017/model3d" xmlns:oel="http://schemas.microsoft.com/office/2019/extlst" xmlns:r="http://schemas.openxmlformats.org/officeDocument/2006/relationships" xmlns:wp14="http://schemas.microsoft.com/office/word/2010/wordprocessingDrawing" xmlns:wp="http://schemas.openxmlformats.org/drawingml/2006/wordprocessingDrawing" xmlns:wpg="http://schemas.microsoft.com/office/word/2010/wordprocessingGroup" xmlns:wpi="http://schemas.microsoft.com/office/word/2010/wordprocessingInk" xmlns:wps="http://schemas.microsoft.com/office/word/2010/wordprocessingShape" xmlns:o="urn:schemas-microsoft-com:office:office" xmlns:v="urn:schemas-microsoft-com:vml" xmlns:w10="urn:schemas-microsoft-com:office:word" xmlns:w="http://schemas.openxmlformats.org/wordprocessingml/2006/main" xmlns:w14="http://schemas.microsoft.com/office/word/2010/wordml" xmlns:w15="http://schemas.microsoft.com/office/word/2012/wordml" xmlns:w16cex="http://schemas.microsoft.com/office/word/2018/wordml/cex" xmlns:w16cid="http://schemas.microsoft.com/office/word/2016/wordml/cid" xmlns:w16="http://schemas.microsoft.com/office/word/2018/wordml" xmlns:w16sdtdh="http://schemas.microsoft.com/office/word/2020/wordml/sdtdatahash" xmlns:w16sdtfl="http://schemas.microsoft.com/office/word/2024/wordml/sdtformatlock" xmlns:w16se="http://schemas.microsoft.com/office/word/2015/wordml/symex" xmlns:w16du="http://schemas.microsoft.com/office/word/2023/wordml/word16du" xmlns:wne="http://schemas.microsoft.com/office/word/2006/wordml" mc:Ignorable="w14 w15 w16se w16cid w16 w16cex w16sdtdh w16sdtfl w16du wp14">
   <w:abstractNum w:abstractNumId="0" w15:restartNumberingAfterBreak="0">
     <w:nsid w:val="FFFFFF89"/>
     <w:multiLevelType w:val="singleLevel"/>
@@ -12709,7 +12696,7 @@
 </file>
 
 <file path=word/styles.xml><?xml version="1.0" encoding="utf-8"?>
-<w:styles xmlns:mc="http://schemas.openxmlformats.org/markup-compatibility/2006" xmlns:r="http://schemas.openxmlformats.org/officeDocument/2006/relationships" xmlns:w="http://schemas.openxmlformats.org/wordprocessingml/2006/main" xmlns:w14="http://schemas.microsoft.com/office/word/2010/wordml" xmlns:w15="http://schemas.microsoft.com/office/word/2012/wordml" xmlns:w16cex="http://schemas.microsoft.com/office/word/2018/wordml/cex" xmlns:w16cid="http://schemas.microsoft.com/office/word/2016/wordml/cid" xmlns:w16="http://schemas.microsoft.com/office/word/2018/wordml" xmlns:w16du="http://schemas.microsoft.com/office/word/2023/wordml/word16du" xmlns:w16sdtdh="http://schemas.microsoft.com/office/word/2020/wordml/sdtdatahash" xmlns:w16sdtfl="http://schemas.microsoft.com/office/word/2024/wordml/sdtformatlock" xmlns:w16se="http://schemas.microsoft.com/office/word/2015/wordml/symex" mc:Ignorable="w14 w15 w16se w16cid w16 w16cex w16sdtdh w16sdtfl w16du">
+<w:styles xmlns:mc="http://schemas.openxmlformats.org/markup-compatibility/2006" xmlns:r="http://schemas.openxmlformats.org/officeDocument/2006/relationships" xmlns:w="http://schemas.openxmlformats.org/wordprocessingml/2006/main" xmlns:w14="http://schemas.microsoft.com/office/word/2010/wordml" xmlns:w15="http://schemas.microsoft.com/office/word/2012/wordml" xmlns:w16cex="http://schemas.microsoft.com/office/word/2018/wordml/cex" xmlns:w16cid="http://schemas.microsoft.com/office/word/2016/wordml/cid" xmlns:w16="http://schemas.microsoft.com/office/word/2018/wordml" xmlns:w16sdtdh="http://schemas.microsoft.com/office/word/2020/wordml/sdtdatahash" xmlns:w16sdtfl="http://schemas.microsoft.com/office/word/2024/wordml/sdtformatlock" xmlns:w16se="http://schemas.microsoft.com/office/word/2015/wordml/symex" xmlns:w16du="http://schemas.microsoft.com/office/word/2023/wordml/word16du" mc:Ignorable="w14 w15 w16se w16cid w16 w16cex w16sdtdh w16sdtfl w16du">
   <w:docDefaults>
     <w:rPrDefault>
       <w:rPr>
@@ -14461,19 +14448,6 @@
 </file>
 
 <file path=customXml/item2.xml><?xml version="1.0" encoding="utf-8"?>
-<?mso-contentType ?>
-<FormTemplates xmlns="http://schemas.microsoft.com/sharepoint/v3/contenttype/forms">
-  <Display>DocumentLibraryForm</Display>
-  <Edit>DocumentLibraryForm</Edit>
-  <New>DocumentLibraryForm</New>
-</FormTemplates>
-</file>
-
-<file path=customXml/item3.xml><?xml version="1.0" encoding="utf-8"?>
-<b:Sources xmlns:b="http://schemas.openxmlformats.org/officeDocument/2006/bibliography" xmlns="http://schemas.openxmlformats.org/officeDocument/2006/bibliography" SelectedStyle="\APASixthEditionOfficeOnline.xsl" StyleName="APA" Version="6"/>
-</file>
-
-<file path=customXml/item4.xml><?xml version="1.0" encoding="utf-8"?>
 <ct:contentTypeSchema xmlns:ct="http://schemas.microsoft.com/office/2006/metadata/contentType" xmlns:ma="http://schemas.microsoft.com/office/2006/metadata/properties/metaAttributes" ct:_="" ma:_="" ma:contentTypeName="Documento" ma:contentTypeID="0x01010005252A1EF3BD024F856B47B579AB5244" ma:contentTypeVersion="12" ma:contentTypeDescription="Crear nuevo documento." ma:contentTypeScope="" ma:versionID="32d0e18b85ac20c34eab62df21c0cf58">
   <xsd:schema xmlns:xsd="http://www.w3.org/2001/XMLSchema" xmlns:xs="http://www.w3.org/2001/XMLSchema" xmlns:p="http://schemas.microsoft.com/office/2006/metadata/properties" xmlns:ns2="42760c81-fd8e-4d59-8953-7cdb9f38b14f" xmlns:ns3="67a0edcd-0de5-43ed-8c27-e32f38a00c91" targetNamespace="http://schemas.microsoft.com/office/2006/metadata/properties" ma:root="true" ma:fieldsID="cc2c149e99f10870fd5bc3964e5386d3" ns2:_="" ns3:_="">
     <xsd:import namespace="42760c81-fd8e-4d59-8953-7cdb9f38b14f"/>
@@ -14674,21 +14648,45 @@
 </ct:contentTypeSchema>
 </file>
 
+<file path=customXml/item3.xml><?xml version="1.0" encoding="utf-8"?>
+<b:Sources xmlns:b="http://schemas.openxmlformats.org/officeDocument/2006/bibliography" xmlns="http://schemas.openxmlformats.org/officeDocument/2006/bibliography" SelectedStyle="\APASixthEditionOfficeOnline.xsl" StyleName="APA" Version="6"/>
+</file>
+
+<file path=customXml/item4.xml><?xml version="1.0" encoding="utf-8"?>
+<?mso-contentType ?>
+<FormTemplates xmlns="http://schemas.microsoft.com/sharepoint/v3/contenttype/forms">
+  <Display>DocumentLibraryForm</Display>
+  <Edit>DocumentLibraryForm</Edit>
+  <New>DocumentLibraryForm</New>
+</FormTemplates>
+</file>
+
 <file path=customXml/itemProps1.xml><?xml version="1.0" encoding="utf-8"?>
 <ds:datastoreItem xmlns:ds="http://schemas.openxmlformats.org/officeDocument/2006/customXml" ds:itemID="{1279454D-02BE-4A9C-A117-DCD1573E2608}">
   <ds:schemaRefs>
     <ds:schemaRef ds:uri="http://schemas.microsoft.com/office/2006/metadata/properties"/>
     <ds:schemaRef ds:uri="http://schemas.microsoft.com/office/infopath/2007/PartnerControls"/>
-    <ds:schemaRef ds:uri="13c90a0b-73bc-4dc0-be5f-28d77b615beb"/>
-    <ds:schemaRef ds:uri="13c93bba-48ce-428c-bfe5-88b42c19b028"/>
+    <ds:schemaRef ds:uri="67a0edcd-0de5-43ed-8c27-e32f38a00c91"/>
+    <ds:schemaRef ds:uri="42760c81-fd8e-4d59-8953-7cdb9f38b14f"/>
   </ds:schemaRefs>
 </ds:datastoreItem>
 </file>
 
 <file path=customXml/itemProps2.xml><?xml version="1.0" encoding="utf-8"?>
-<ds:datastoreItem xmlns:ds="http://schemas.openxmlformats.org/officeDocument/2006/customXml" ds:itemID="{10663269-2064-4804-8290-36D4A57F5557}">
+<ds:datastoreItem xmlns:ds="http://schemas.openxmlformats.org/officeDocument/2006/customXml" ds:itemID="{9E59529B-B25B-47EF-9900-FCA3D88D79DC}">
   <ds:schemaRefs>
-    <ds:schemaRef ds:uri="http://schemas.microsoft.com/sharepoint/v3/contenttype/forms"/>
+    <ds:schemaRef ds:uri="http://schemas.microsoft.com/office/2006/metadata/contentType"/>
+    <ds:schemaRef ds:uri="http://schemas.microsoft.com/office/2006/metadata/properties/metaAttributes"/>
+    <ds:schemaRef ds:uri="http://www.w3.org/2001/XMLSchema"/>
+    <ds:schemaRef ds:uri="http://schemas.microsoft.com/office/2006/metadata/properties"/>
+    <ds:schemaRef ds:uri="42760c81-fd8e-4d59-8953-7cdb9f38b14f"/>
+    <ds:schemaRef ds:uri="67a0edcd-0de5-43ed-8c27-e32f38a00c91"/>
+    <ds:schemaRef ds:uri="http://schemas.microsoft.com/office/2006/documentManagement/types"/>
+    <ds:schemaRef ds:uri="http://schemas.microsoft.com/office/infopath/2007/PartnerControls"/>
+    <ds:schemaRef ds:uri="http://schemas.openxmlformats.org/package/2006/metadata/core-properties"/>
+    <ds:schemaRef ds:uri="http://purl.org/dc/elements/1.1/"/>
+    <ds:schemaRef ds:uri="http://purl.org/dc/terms/"/>
+    <ds:schemaRef ds:uri="http://schemas.microsoft.com/internal/obd"/>
   </ds:schemaRefs>
 </ds:datastoreItem>
 </file>
@@ -14702,5 +14700,9 @@
 </file>
 
 <file path=customXml/itemProps4.xml><?xml version="1.0" encoding="utf-8"?>
-<ds:datastoreItem xmlns:ds="http://schemas.openxmlformats.org/officeDocument/2006/customXml" ds:itemID="{9E59529B-B25B-47EF-9900-FCA3D88D79DC}"/>
+<ds:datastoreItem xmlns:ds="http://schemas.openxmlformats.org/officeDocument/2006/customXml" ds:itemID="{10663269-2064-4804-8290-36D4A57F5557}">
+  <ds:schemaRefs>
+    <ds:schemaRef ds:uri="http://schemas.microsoft.com/sharepoint/v3/contenttype/forms"/>
+  </ds:schemaRefs>
+</ds:datastoreItem>
 </file>